--- a/public/retail-os/docs/DevShop-Retail-OS-Partnership-Terms.docx
+++ b/public/retail-os/docs/DevShop-Retail-OS-Partnership-Terms.docx
@@ -193,14 +193,14 @@
                 <w:sz w:val="21"/>
                 <w:szCs w:val="21"/>
               </w:rPr>
-              <w:t xml:space="preserve">[____]</w:t>
-            </w:r>
-            <w:r>
-              <w:rPr>
-                <w:sz w:val="19"/>
-                <w:szCs w:val="19"/>
-              </w:rPr>
-              <w:t xml:space="preserve">% of the profit pool (range 25–50%). Brand keeps 100% of its IP.</w:t>
+              <w:t xml:space="preserve">40</w:t>
+            </w:r>
+            <w:r>
+              <w:rPr>
+                <w:sz w:val="19"/>
+                <w:szCs w:val="19"/>
+              </w:rPr>
+              <w:t xml:space="preserve">% of the profit pool (standard; lower only if agreed). Brand keeps 100% of its IP.</w:t>
             </w:r>
           </w:p>
         </w:tc>

--- a/public/retail-os/docs/DevShop-Retail-OS-Partnership-Terms.docx
+++ b/public/retail-os/docs/DevShop-Retail-OS-Partnership-Terms.docx
@@ -1072,7 +1072,7 @@
                 <w:sz w:val="19"/>
                 <w:szCs w:val="19"/>
               </w:rPr>
-              <w:t xml:space="preserve">Confidentiality</w:t>
+              <w:t xml:space="preserve">Confidentiality &amp; non-compete</w:t>
             </w:r>
           </w:p>
         </w:tc>
@@ -1098,7 +1098,7 @@
                 <w:sz w:val="19"/>
                 <w:szCs w:val="19"/>
               </w:rPr>
-              <w:t xml:space="preserve">As per the NCNDA signed between the Parties.</w:t>
+              <w:t xml:space="preserve">As per the Non-Compete &amp; Non-Disclosure Agreement (NCNDA) signed between the Parties.</w:t>
             </w:r>
           </w:p>
         </w:tc>
